--- a/Documentacion/Documentacion_ServIA_2026/Modelo Relacional - ServIA.docx
+++ b/Documentacion/Documentacion_ServIA_2026/Modelo Relacional - ServIA.docx
@@ -122,7 +122,7 @@
           <w:sz w:val="22"/>
           <w:szCs w:val="22"/>
         </w:rPr>
-        <w:t xml:space="preserve">1.0</w:t>
+        <w:t xml:space="preserve">1.1</w:t>
       </w:r>
     </w:p>
     <w:p>
@@ -3423,7 +3423,7 @@
                 <w:sz w:val="19"/>
                 <w:szCs w:val="19"/>
               </w:rPr>
-              <w:t xml:space="preserve">Identificador fijo del tipo de acción (1 a 15).</w:t>
+              <w:t xml:space="preserve">Identificador fijo del tipo de acción (1 a 18).</w:t>
             </w:r>
           </w:p>
         </w:tc>
@@ -17101,6 +17101,369 @@
                 <w:szCs w:val="19"/>
               </w:rPr>
               <w:t xml:space="preserve">Exportar Bitácora</w:t>
+            </w:r>
+          </w:p>
+        </w:tc>
+        <w:tc>
+          <w:tcPr>
+            <w:tcW w:type="dxa" w:w="3860"/>
+            <w:tcMar>
+              <w:top w:type="dxa" w:w="60"/>
+              <w:left w:type="dxa" w:w="90"/>
+              <w:bottom w:type="dxa" w:w="60"/>
+              <w:right w:type="dxa" w:w="90"/>
+            </w:tcMar>
+          </w:tcPr>
+          <w:p>
+            <w:pPr>
+              <w:keepNext w:val="false"/>
+              <w:spacing w:after="0"/>
+            </w:pPr>
+            <w:r>
+              <w:rPr>
+                <w:rFonts w:ascii="Calibri" w:cs="Calibri" w:eastAsia="Calibri" w:hAnsi="Calibri"/>
+                <w:b w:val="false"/>
+                <w:bCs w:val="false"/>
+                <w:i w:val="false"/>
+                <w:iCs w:val="false"/>
+                <w:sz w:val="19"/>
+                <w:szCs w:val="19"/>
+              </w:rPr>
+              <w:t xml:space="preserve">—</w:t>
+            </w:r>
+          </w:p>
+        </w:tc>
+      </w:tr>
+      <w:tr>
+        <w:trPr>
+          <w:cantSplit/>
+        </w:trPr>
+        <w:tc>
+          <w:tcPr>
+            <w:tcW w:type="dxa" w:w="2300"/>
+            <w:tcMar>
+              <w:top w:type="dxa" w:w="60"/>
+              <w:left w:type="dxa" w:w="90"/>
+              <w:bottom w:type="dxa" w:w="60"/>
+              <w:right w:type="dxa" w:w="90"/>
+            </w:tcMar>
+          </w:tcPr>
+          <w:p>
+            <w:pPr>
+              <w:keepNext w:val="false"/>
+              <w:spacing w:after="0"/>
+            </w:pPr>
+            <w:r>
+              <w:rPr>
+                <w:rFonts w:ascii="Calibri" w:cs="Calibri" w:eastAsia="Calibri" w:hAnsi="Calibri"/>
+                <w:b w:val="false"/>
+                <w:bCs w:val="false"/>
+                <w:i w:val="false"/>
+                <w:iCs w:val="false"/>
+                <w:sz w:val="19"/>
+                <w:szCs w:val="19"/>
+              </w:rPr>
+              <w:t xml:space="preserve">T_​Tipo_​accion</w:t>
+            </w:r>
+          </w:p>
+        </w:tc>
+        <w:tc>
+          <w:tcPr>
+            <w:tcW w:type="dxa" w:w="600"/>
+            <w:tcMar>
+              <w:top w:type="dxa" w:w="60"/>
+              <w:left w:type="dxa" w:w="90"/>
+              <w:bottom w:type="dxa" w:w="60"/>
+              <w:right w:type="dxa" w:w="90"/>
+            </w:tcMar>
+          </w:tcPr>
+          <w:p>
+            <w:pPr>
+              <w:keepNext w:val="false"/>
+              <w:spacing w:after="0"/>
+            </w:pPr>
+            <w:r>
+              <w:rPr>
+                <w:rFonts w:ascii="Calibri" w:cs="Calibri" w:eastAsia="Calibri" w:hAnsi="Calibri"/>
+                <w:b w:val="false"/>
+                <w:bCs w:val="false"/>
+                <w:i w:val="false"/>
+                <w:iCs w:val="false"/>
+                <w:sz w:val="19"/>
+                <w:szCs w:val="19"/>
+              </w:rPr>
+              <w:t xml:space="preserve">16</w:t>
+            </w:r>
+          </w:p>
+        </w:tc>
+        <w:tc>
+          <w:tcPr>
+            <w:tcW w:type="dxa" w:w="2600"/>
+            <w:tcMar>
+              <w:top w:type="dxa" w:w="60"/>
+              <w:left w:type="dxa" w:w="90"/>
+              <w:bottom w:type="dxa" w:w="60"/>
+              <w:right w:type="dxa" w:w="90"/>
+            </w:tcMar>
+          </w:tcPr>
+          <w:p>
+            <w:pPr>
+              <w:keepNext w:val="false"/>
+              <w:spacing w:after="0"/>
+            </w:pPr>
+            <w:r>
+              <w:rPr>
+                <w:rFonts w:ascii="Calibri" w:cs="Calibri" w:eastAsia="Calibri" w:hAnsi="Calibri"/>
+                <w:b w:val="false"/>
+                <w:bCs w:val="false"/>
+                <w:i w:val="false"/>
+                <w:iCs w:val="false"/>
+                <w:sz w:val="19"/>
+                <w:szCs w:val="19"/>
+              </w:rPr>
+              <w:t xml:space="preserve">Crear Notebook</w:t>
+            </w:r>
+          </w:p>
+        </w:tc>
+        <w:tc>
+          <w:tcPr>
+            <w:tcW w:type="dxa" w:w="3860"/>
+            <w:tcMar>
+              <w:top w:type="dxa" w:w="60"/>
+              <w:left w:type="dxa" w:w="90"/>
+              <w:bottom w:type="dxa" w:w="60"/>
+              <w:right w:type="dxa" w:w="90"/>
+            </w:tcMar>
+          </w:tcPr>
+          <w:p>
+            <w:pPr>
+              <w:keepNext w:val="false"/>
+              <w:spacing w:after="0"/>
+            </w:pPr>
+            <w:r>
+              <w:rPr>
+                <w:rFonts w:ascii="Calibri" w:cs="Calibri" w:eastAsia="Calibri" w:hAnsi="Calibri"/>
+                <w:b w:val="false"/>
+                <w:bCs w:val="false"/>
+                <w:i w:val="false"/>
+                <w:iCs w:val="false"/>
+                <w:sz w:val="19"/>
+                <w:szCs w:val="19"/>
+              </w:rPr>
+              <w:t xml:space="preserve">—</w:t>
+            </w:r>
+          </w:p>
+        </w:tc>
+      </w:tr>
+      <w:tr>
+        <w:trPr>
+          <w:cantSplit/>
+        </w:trPr>
+        <w:tc>
+          <w:tcPr>
+            <w:tcW w:type="dxa" w:w="2300"/>
+            <w:tcMar>
+              <w:top w:type="dxa" w:w="60"/>
+              <w:left w:type="dxa" w:w="90"/>
+              <w:bottom w:type="dxa" w:w="60"/>
+              <w:right w:type="dxa" w:w="90"/>
+            </w:tcMar>
+          </w:tcPr>
+          <w:p>
+            <w:pPr>
+              <w:keepNext w:val="false"/>
+              <w:spacing w:after="0"/>
+            </w:pPr>
+            <w:r>
+              <w:rPr>
+                <w:rFonts w:ascii="Calibri" w:cs="Calibri" w:eastAsia="Calibri" w:hAnsi="Calibri"/>
+                <w:b w:val="false"/>
+                <w:bCs w:val="false"/>
+                <w:i w:val="false"/>
+                <w:iCs w:val="false"/>
+                <w:sz w:val="19"/>
+                <w:szCs w:val="19"/>
+              </w:rPr>
+              <w:t xml:space="preserve">T_​Tipo_​accion</w:t>
+            </w:r>
+          </w:p>
+        </w:tc>
+        <w:tc>
+          <w:tcPr>
+            <w:tcW w:type="dxa" w:w="600"/>
+            <w:tcMar>
+              <w:top w:type="dxa" w:w="60"/>
+              <w:left w:type="dxa" w:w="90"/>
+              <w:bottom w:type="dxa" w:w="60"/>
+              <w:right w:type="dxa" w:w="90"/>
+            </w:tcMar>
+          </w:tcPr>
+          <w:p>
+            <w:pPr>
+              <w:keepNext w:val="false"/>
+              <w:spacing w:after="0"/>
+            </w:pPr>
+            <w:r>
+              <w:rPr>
+                <w:rFonts w:ascii="Calibri" w:cs="Calibri" w:eastAsia="Calibri" w:hAnsi="Calibri"/>
+                <w:b w:val="false"/>
+                <w:bCs w:val="false"/>
+                <w:i w:val="false"/>
+                <w:iCs w:val="false"/>
+                <w:sz w:val="19"/>
+                <w:szCs w:val="19"/>
+              </w:rPr>
+              <w:t xml:space="preserve">17</w:t>
+            </w:r>
+          </w:p>
+        </w:tc>
+        <w:tc>
+          <w:tcPr>
+            <w:tcW w:type="dxa" w:w="2600"/>
+            <w:tcMar>
+              <w:top w:type="dxa" w:w="60"/>
+              <w:left w:type="dxa" w:w="90"/>
+              <w:bottom w:type="dxa" w:w="60"/>
+              <w:right w:type="dxa" w:w="90"/>
+            </w:tcMar>
+          </w:tcPr>
+          <w:p>
+            <w:pPr>
+              <w:keepNext w:val="false"/>
+              <w:spacing w:after="0"/>
+            </w:pPr>
+            <w:r>
+              <w:rPr>
+                <w:rFonts w:ascii="Calibri" w:cs="Calibri" w:eastAsia="Calibri" w:hAnsi="Calibri"/>
+                <w:b w:val="false"/>
+                <w:bCs w:val="false"/>
+                <w:i w:val="false"/>
+                <w:iCs w:val="false"/>
+                <w:sz w:val="19"/>
+                <w:szCs w:val="19"/>
+              </w:rPr>
+              <w:t xml:space="preserve">Quitar Documento de Notebook</w:t>
+            </w:r>
+          </w:p>
+        </w:tc>
+        <w:tc>
+          <w:tcPr>
+            <w:tcW w:type="dxa" w:w="3860"/>
+            <w:tcMar>
+              <w:top w:type="dxa" w:w="60"/>
+              <w:left w:type="dxa" w:w="90"/>
+              <w:bottom w:type="dxa" w:w="60"/>
+              <w:right w:type="dxa" w:w="90"/>
+            </w:tcMar>
+          </w:tcPr>
+          <w:p>
+            <w:pPr>
+              <w:keepNext w:val="false"/>
+              <w:spacing w:after="0"/>
+            </w:pPr>
+            <w:r>
+              <w:rPr>
+                <w:rFonts w:ascii="Calibri" w:cs="Calibri" w:eastAsia="Calibri" w:hAnsi="Calibri"/>
+                <w:b w:val="false"/>
+                <w:bCs w:val="false"/>
+                <w:i w:val="false"/>
+                <w:iCs w:val="false"/>
+                <w:sz w:val="19"/>
+                <w:szCs w:val="19"/>
+              </w:rPr>
+              <w:t xml:space="preserve">—</w:t>
+            </w:r>
+          </w:p>
+        </w:tc>
+      </w:tr>
+      <w:tr>
+        <w:trPr>
+          <w:cantSplit/>
+        </w:trPr>
+        <w:tc>
+          <w:tcPr>
+            <w:tcW w:type="dxa" w:w="2300"/>
+            <w:tcMar>
+              <w:top w:type="dxa" w:w="60"/>
+              <w:left w:type="dxa" w:w="90"/>
+              <w:bottom w:type="dxa" w:w="60"/>
+              <w:right w:type="dxa" w:w="90"/>
+            </w:tcMar>
+          </w:tcPr>
+          <w:p>
+            <w:pPr>
+              <w:keepNext w:val="false"/>
+              <w:spacing w:after="0"/>
+            </w:pPr>
+            <w:r>
+              <w:rPr>
+                <w:rFonts w:ascii="Calibri" w:cs="Calibri" w:eastAsia="Calibri" w:hAnsi="Calibri"/>
+                <w:b w:val="false"/>
+                <w:bCs w:val="false"/>
+                <w:i w:val="false"/>
+                <w:iCs w:val="false"/>
+                <w:sz w:val="19"/>
+                <w:szCs w:val="19"/>
+              </w:rPr>
+              <w:t xml:space="preserve">T_​Tipo_​accion</w:t>
+            </w:r>
+          </w:p>
+        </w:tc>
+        <w:tc>
+          <w:tcPr>
+            <w:tcW w:type="dxa" w:w="600"/>
+            <w:tcMar>
+              <w:top w:type="dxa" w:w="60"/>
+              <w:left w:type="dxa" w:w="90"/>
+              <w:bottom w:type="dxa" w:w="60"/>
+              <w:right w:type="dxa" w:w="90"/>
+            </w:tcMar>
+          </w:tcPr>
+          <w:p>
+            <w:pPr>
+              <w:keepNext w:val="false"/>
+              <w:spacing w:after="0"/>
+            </w:pPr>
+            <w:r>
+              <w:rPr>
+                <w:rFonts w:ascii="Calibri" w:cs="Calibri" w:eastAsia="Calibri" w:hAnsi="Calibri"/>
+                <w:b w:val="false"/>
+                <w:bCs w:val="false"/>
+                <w:i w:val="false"/>
+                <w:iCs w:val="false"/>
+                <w:sz w:val="19"/>
+                <w:szCs w:val="19"/>
+              </w:rPr>
+              <w:t xml:space="preserve">18</w:t>
+            </w:r>
+          </w:p>
+        </w:tc>
+        <w:tc>
+          <w:tcPr>
+            <w:tcW w:type="dxa" w:w="2600"/>
+            <w:tcMar>
+              <w:top w:type="dxa" w:w="60"/>
+              <w:left w:type="dxa" w:w="90"/>
+              <w:bottom w:type="dxa" w:w="60"/>
+              <w:right w:type="dxa" w:w="90"/>
+            </w:tcMar>
+          </w:tcPr>
+          <w:p>
+            <w:pPr>
+              <w:keepNext w:val="false"/>
+              <w:spacing w:after="0"/>
+            </w:pPr>
+            <w:r>
+              <w:rPr>
+                <w:rFonts w:ascii="Calibri" w:cs="Calibri" w:eastAsia="Calibri" w:hAnsi="Calibri"/>
+                <w:b w:val="false"/>
+                <w:bCs w:val="false"/>
+                <w:i w:val="false"/>
+                <w:iCs w:val="false"/>
+                <w:sz w:val="19"/>
+                <w:szCs w:val="19"/>
+              </w:rPr>
+              <w:t xml:space="preserve">Gestionar Conversación</w:t>
             </w:r>
           </w:p>
         </w:tc>
